--- a/Labs/LAB4.docx
+++ b/Labs/LAB4.docx
@@ -208,6 +208,31 @@
     </w:p>
     <w:p>
       <w:pPr>
+        <w:spacing w:after="0" w:line="240" w:lineRule="auto"/>
+        <w:rPr>
+          <w:rFonts w:ascii="Times New Roman" w:eastAsia="Times New Roman" w:hAnsi="Times New Roman" w:cs="Times New Roman"/>
+          <w:sz w:val="24"/>
+          <w:szCs w:val="24"/>
+          <w:lang w:eastAsia="pt-BR"/>
+        </w:rPr>
+      </w:pPr>
+    </w:p>
+    <w:p>
+      <w:pPr>
+        <w:pStyle w:val="Ttulo1"/>
+        <w:rPr>
+          <w:color w:val="FF0000"/>
+        </w:rPr>
+      </w:pPr>
+      <w:r>
+        <w:rPr>
+          <w:color w:val="FF0000"/>
+        </w:rPr>
+        <w:t>Considerar apenas item 1.2</w:t>
+      </w:r>
+    </w:p>
+    <w:p>
+      <w:pPr>
         <w:pBdr>
           <w:bottom w:val="single" w:sz="12" w:space="6" w:color="D6DBDF"/>
         </w:pBdr>
@@ -897,6 +922,7 @@
           <w:szCs w:val="24"/>
           <w:lang w:eastAsia="pt-BR"/>
         </w:rPr>
+        <w:lastRenderedPageBreak/>
         <w:t>Variedade de Fontes:</w:t>
       </w:r>
       <w:r>
@@ -935,7 +961,6 @@
           <w:szCs w:val="24"/>
           <w:lang w:eastAsia="pt-BR"/>
         </w:rPr>
-        <w:lastRenderedPageBreak/>
         <w:t>Modelos de ML em Produção (</w:t>
       </w:r>
       <w:proofErr w:type="spellStart"/>
@@ -2141,6 +2166,7 @@
                 <w:szCs w:val="16"/>
                 <w:lang w:eastAsia="pt-BR"/>
               </w:rPr>
+              <w:lastRenderedPageBreak/>
               <w:t xml:space="preserve">Data </w:t>
             </w:r>
             <w:proofErr w:type="spellStart"/>
@@ -2341,9 +2367,22 @@
           <w:szCs w:val="27"/>
           <w:lang w:eastAsia="pt-BR"/>
         </w:rPr>
-        <w:lastRenderedPageBreak/>
         <w:t xml:space="preserve">Atividade 1.2: Posicionamento Estratégico da </w:t>
       </w:r>
+      <w:proofErr w:type="spellStart"/>
+      <w:r>
+        <w:rPr>
+          <w:rFonts w:ascii="Arial" w:eastAsia="Times New Roman" w:hAnsi="Arial" w:cs="Arial"/>
+          <w:b/>
+          <w:bCs/>
+          <w:color w:val="2E86C1"/>
+          <w:sz w:val="27"/>
+          <w:szCs w:val="27"/>
+          <w:lang w:eastAsia="pt-BR"/>
+        </w:rPr>
+        <w:t>LodLog</w:t>
+      </w:r>
+      <w:proofErr w:type="spellEnd"/>
     </w:p>
     <w:p>
       <w:pPr>
@@ -2492,6 +2531,8 @@
         <w:spacing w:before="100" w:beforeAutospacing="1" w:after="100" w:afterAutospacing="1" w:line="240" w:lineRule="auto"/>
         <w:rPr>
           <w:rFonts w:ascii="Arial" w:eastAsia="Times New Roman" w:hAnsi="Arial" w:cs="Arial"/>
+          <w:i/>
+          <w:iCs/>
           <w:color w:val="34495E"/>
           <w:sz w:val="24"/>
           <w:szCs w:val="24"/>
@@ -2558,6 +2599,18 @@
         </w:rPr>
         <w:t xml:space="preserve"> hoje? Qual a evolução proposta para os próximos 3 anos? Justifiquem a escolha em 6 a 10 linhas no relatório final."</w:t>
       </w:r>
+    </w:p>
+    <w:p>
+      <w:pPr>
+        <w:spacing w:before="100" w:beforeAutospacing="1" w:after="100" w:afterAutospacing="1" w:line="240" w:lineRule="auto"/>
+        <w:rPr>
+          <w:rFonts w:ascii="Arial" w:eastAsia="Times New Roman" w:hAnsi="Arial" w:cs="Arial"/>
+          <w:color w:val="34495E"/>
+          <w:sz w:val="24"/>
+          <w:szCs w:val="24"/>
+          <w:lang w:eastAsia="pt-BR"/>
+        </w:rPr>
+      </w:pPr>
     </w:p>
     <w:p>
       <w:pPr>
@@ -2765,6 +2818,7 @@
                 <w:color w:val="FFFFFF"/>
                 <w:lang w:eastAsia="pt-BR"/>
               </w:rPr>
+              <w:lastRenderedPageBreak/>
               <w:t>Fonte Original</w:t>
             </w:r>
           </w:p>
@@ -3094,7 +3148,6 @@
                 <w:color w:val="2C3E50"/>
                 <w:lang w:eastAsia="pt-BR"/>
               </w:rPr>
-              <w:lastRenderedPageBreak/>
               <w:t>Pedidos do TMS (Banco Relacional)</w:t>
             </w:r>
           </w:p>
